--- a/entry/src/main/resources/rawfile/onlyoffice/demo-cn.docx
+++ b/entry/src/main/resources/rawfile/onlyoffice/demo-cn.docx
@@ -19634,7 +19634,7 @@
         <w:rFonts w:ascii="Arial" w:eastAsia="SimSun" w:hAnsi="Arial" w:cs="Arial"/>
         <w:sz w:val="22"/>
         <w:szCs w:val="22"/>
-        <w:lang w:val="ru-RU" w:eastAsia="en-US" w:bidi="ar-SA"/>
+        <w:lang w:val="zh-CN" w:eastAsia="zh-CN" w:bidi="ar-SA"/>
       </w:rPr>
     </w:rPrDefault>
     <w:pPrDefault>
